--- a/SAJE_292892_revision/deliverables_final/gui/01_Title_Page.docx
+++ b/SAJE_292892_revision/deliverables_final/gui/01_Title_Page.docx
@@ -196,7 +196,7 @@
         <w:pStyle w:val="BodyText"/>
       </w:pPr>
       <w:r>
-        <w:t xml:space="preserve">Ha Hong Hanh: supervision, validation, and writing (review and editing); she directed the revision. [AUTHOR_INPUT_NEEDED: confirm the CRediT roles of both authors.] Nguyen Van Trung: conceptualization, data curation, formal analysis, methodology, software, visualization, and writing (original draft, review and editing).</w:t>
+        <w:t xml:space="preserve">Ha Hong Hanh: supervision, validation, and writing (review and editing); she directed the revision. Nguyen Van Trung: conceptualization, data curation, formal analysis, methodology, software, visualization, and writing (original draft, review and editing).</w:t>
       </w:r>
     </w:p>
     <w:sectPr/>
